--- a/anova_table2.docx
+++ b/anova_table2.docx
@@ -637,7 +637,7 @@
                 <w:szCs w:val="22"/>
                 <w:color w:val="000000"/>
               </w:rPr>
-              <w:t xml:space="preserve">93.3</w:t>
+              <w:t xml:space="preserve">92.8</w:t>
             </w:r>
           </w:p>
         </w:tc>
@@ -2417,7 +2417,7 @@
                 <w:szCs w:val="22"/>
                 <w:color w:val="000000"/>
               </w:rPr>
-              <w:t xml:space="preserve">91.4</w:t>
+              <w:t xml:space="preserve">91.1</w:t>
             </w:r>
           </w:p>
         </w:tc>
@@ -2589,7 +2589,7 @@
         <w:tc>
           <w:tcPr>
             <w:tcBorders>
-              <w:bottom w:val="single" w:sz="12" w:space="0" w:color="666666"/>
+              <w:bottom w:val="none" w:sz="0" w:space="0" w:color="000000"/>
               <w:top w:val="none" w:sz="0" w:space="0" w:color="000000"/>
               <w:left w:val="none" w:sz="0" w:space="0" w:color="000000"/>
               <w:right w:val="none" w:sz="0" w:space="0" w:color="000000"/>
@@ -2644,7 +2644,7 @@
         <w:tc>
           <w:tcPr>
             <w:tcBorders>
-              <w:bottom w:val="single" w:sz="12" w:space="0" w:color="666666"/>
+              <w:bottom w:val="none" w:sz="0" w:space="0" w:color="000000"/>
               <w:top w:val="none" w:sz="0" w:space="0" w:color="000000"/>
               <w:left w:val="none" w:sz="0" w:space="0" w:color="000000"/>
               <w:right w:val="none" w:sz="0" w:space="0" w:color="000000"/>
@@ -2862,7 +2862,7 @@
                 <w:szCs w:val="22"/>
                 <w:color w:val="000000"/>
               </w:rPr>
-              <w:t xml:space="preserve">92.5</w:t>
+              <w:t xml:space="preserve">91.4</w:t>
             </w:r>
           </w:p>
         </w:tc>
@@ -3082,7 +3082,7 @@
                 <w:szCs w:val="22"/>
                 <w:color w:val="000000"/>
               </w:rPr>
-              <w:t xml:space="preserve">0.2255</w:t>
+              <w:t xml:space="preserve">0.2256</w:t>
             </w:r>
           </w:p>
         </w:tc>
@@ -3752,7 +3752,7 @@
                 <w:szCs w:val="22"/>
                 <w:color w:val="000000"/>
               </w:rPr>
-              <w:t xml:space="preserve">86.3</w:t>
+              <w:t xml:space="preserve">86.2</w:t>
             </w:r>
           </w:p>
         </w:tc>
@@ -3924,7 +3924,7 @@
         <w:tc>
           <w:tcPr>
             <w:tcBorders>
-              <w:bottom w:val="single" w:sz="12" w:space="0" w:color="666666"/>
+              <w:bottom w:val="none" w:sz="0" w:space="0" w:color="000000"/>
               <w:top w:val="none" w:sz="0" w:space="0" w:color="000000"/>
               <w:left w:val="none" w:sz="0" w:space="0" w:color="000000"/>
               <w:right w:val="none" w:sz="0" w:space="0" w:color="000000"/>
@@ -3979,7 +3979,7 @@
         <w:tc>
           <w:tcPr>
             <w:tcBorders>
-              <w:bottom w:val="single" w:sz="12" w:space="0" w:color="666666"/>
+              <w:bottom w:val="none" w:sz="0" w:space="0" w:color="000000"/>
               <w:top w:val="none" w:sz="0" w:space="0" w:color="000000"/>
               <w:left w:val="none" w:sz="0" w:space="0" w:color="000000"/>
               <w:right w:val="none" w:sz="0" w:space="0" w:color="000000"/>
@@ -4252,7 +4252,7 @@
                 <w:szCs w:val="22"/>
                 <w:color w:val="000000"/>
               </w:rPr>
-              <w:t xml:space="preserve">750.21</w:t>
+              <w:t xml:space="preserve">750.20</w:t>
             </w:r>
           </w:p>
         </w:tc>
@@ -4697,7 +4697,7 @@
                 <w:szCs w:val="22"/>
                 <w:color w:val="000000"/>
               </w:rPr>
-              <w:t xml:space="preserve">2,203.46</w:t>
+              <w:t xml:space="preserve">2,203.45</w:t>
             </w:r>
           </w:p>
         </w:tc>
@@ -5087,7 +5087,7 @@
                 <w:szCs w:val="22"/>
                 <w:color w:val="000000"/>
               </w:rPr>
-              <w:t xml:space="preserve">89.3</w:t>
+              <w:t xml:space="preserve">88.8</w:t>
             </w:r>
           </w:p>
         </w:tc>
@@ -5977,7 +5977,7 @@
                 <w:szCs w:val="22"/>
                 <w:color w:val="000000"/>
               </w:rPr>
-              <w:t xml:space="preserve">86.0</w:t>
+              <w:t xml:space="preserve">85.9</w:t>
             </w:r>
           </w:p>
         </w:tc>
@@ -6197,7 +6197,7 @@
                 <w:szCs w:val="22"/>
                 <w:color w:val="000000"/>
               </w:rPr>
-              <w:t xml:space="preserve">0.2856</w:t>
+              <w:t xml:space="preserve">0.2857</w:t>
             </w:r>
           </w:p>
         </w:tc>
@@ -6867,7 +6867,7 @@
                 <w:szCs w:val="22"/>
                 <w:color w:val="000000"/>
               </w:rPr>
-              <w:t xml:space="preserve">87.8</w:t>
+              <w:t xml:space="preserve">87.7</w:t>
             </w:r>
           </w:p>
         </w:tc>
@@ -6984,7 +6984,7 @@
         <w:tc>
           <w:tcPr>
             <w:tcBorders>
-              <w:bottom w:val="none" w:sz="0" w:space="0" w:color="000000"/>
+              <w:bottom w:val="single" w:sz="12" w:space="0" w:color="666666"/>
               <w:top w:val="none" w:sz="0" w:space="0" w:color="000000"/>
               <w:left w:val="none" w:sz="0" w:space="0" w:color="000000"/>
               <w:right w:val="none" w:sz="0" w:space="0" w:color="000000"/>
@@ -7094,7 +7094,7 @@
         <w:tc>
           <w:tcPr>
             <w:tcBorders>
-              <w:bottom w:val="none" w:sz="0" w:space="0" w:color="000000"/>
+              <w:bottom w:val="single" w:sz="12" w:space="0" w:color="666666"/>
               <w:top w:val="none" w:sz="0" w:space="0" w:color="000000"/>
               <w:left w:val="none" w:sz="0" w:space="0" w:color="000000"/>
               <w:right w:val="none" w:sz="0" w:space="0" w:color="000000"/>
